--- a/5.Implantacao/0FUMO - Guia de Implantação.docx
+++ b/5.Implantacao/0FUMO - Guia de Implantação.docx
@@ -351,18 +351,7 @@
                                     <w:szCs w:val="32"/>
                                     <w:lang w:val="pt-PT"/>
                                   </w:rPr>
-                                  <w:t>Versão 0.0.</w:t>
-                                </w:r>
-                                <w:r>
-                                  <w:rPr>
-                                    <w:rFonts w:ascii="Segoe UI" w:hAnsi="Segoe UI" w:cs="Segoe UI"/>
-                                    <w:b w:val="0"/>
-                                    <w:color w:val="1D1B11" w:themeColor="background2" w:themeShade="1A"/>
-                                    <w:sz w:val="32"/>
-                                    <w:szCs w:val="32"/>
-                                    <w:lang w:val="pt-PT"/>
-                                  </w:rPr>
-                                  <w:t>4</w:t>
+                                  <w:t>Versão 0.0.4</w:t>
                                 </w:r>
                               </w:p>
                             </w:sdtContent>
@@ -451,18 +440,7 @@
                               <w:szCs w:val="32"/>
                               <w:lang w:val="pt-PT"/>
                             </w:rPr>
-                            <w:t>Versão 0.0.</w:t>
-                          </w:r>
-                          <w:r>
-                            <w:rPr>
-                              <w:rFonts w:ascii="Segoe UI" w:hAnsi="Segoe UI" w:cs="Segoe UI"/>
-                              <w:b w:val="0"/>
-                              <w:color w:val="1D1B11" w:themeColor="background2" w:themeShade="1A"/>
-                              <w:sz w:val="32"/>
-                              <w:szCs w:val="32"/>
-                              <w:lang w:val="pt-PT"/>
-                            </w:rPr>
-                            <w:t>4</w:t>
+                            <w:t>Versão 0.0.4</w:t>
                           </w:r>
                         </w:p>
                       </w:sdtContent>
@@ -1188,14 +1166,7 @@
                 <w:i/>
                 <w:color w:val="0000FF"/>
               </w:rPr>
-              <w:t>0.0.</w:t>
-            </w:r>
-            <w:r>
-              <w:rPr>
-                <w:i/>
-                <w:color w:val="0000FF"/>
-              </w:rPr>
-              <w:t>5</w:t>
+              <w:t>0.0.5</w:t>
             </w:r>
           </w:p>
         </w:tc>
@@ -1264,9 +1235,11 @@
           <w:rFonts w:asciiTheme="minorHAnsi" w:eastAsiaTheme="minorEastAsia" w:hAnsiTheme="minorHAnsi" w:cstheme="minorBidi"/>
           <w:bCs w:val="0"/>
           <w:caps w:val="0"/>
-          <w:sz w:val="22"/>
-          <w:szCs w:val="22"/>
-          <w:lang w:eastAsia="pt-BR"/>
+          <w:kern w:val="2"/>
+          <w:sz w:val="24"/>
+          <w:szCs w:val="24"/>
+          <w:lang w:val="en-US"/>
+          <w14:ligatures w14:val="standardContextual"/>
         </w:rPr>
       </w:pPr>
       <w:r>
@@ -1287,7 +1260,7 @@
         </w:rPr>
         <w:fldChar w:fldCharType="separate"/>
       </w:r>
-      <w:hyperlink w:anchor="_Toc487620792" w:history="1">
+      <w:hyperlink w:anchor="_Toc231942080" w:history="1">
         <w:r>
           <w:rPr>
             <w:rStyle w:val="Hyperlink"/>
@@ -1310,7 +1283,7 @@
           <w:rPr>
             <w:webHidden/>
           </w:rPr>
-          <w:instrText xml:space="preserve"> PAGEREF _Toc487620792 \h </w:instrText>
+          <w:instrText xml:space="preserve"> PAGEREF _Toc231942080 \h </w:instrText>
         </w:r>
         <w:r>
           <w:rPr>
@@ -1343,12 +1316,14 @@
         <w:rPr>
           <w:rFonts w:asciiTheme="minorHAnsi" w:eastAsiaTheme="minorEastAsia" w:hAnsiTheme="minorHAnsi" w:cstheme="minorBidi"/>
           <w:bCs w:val="0"/>
-          <w:sz w:val="22"/>
-          <w:szCs w:val="22"/>
-          <w:lang w:eastAsia="pt-BR"/>
-        </w:rPr>
-      </w:pPr>
-      <w:hyperlink w:anchor="_Toc487620793" w:history="1">
+          <w:kern w:val="2"/>
+          <w:sz w:val="24"/>
+          <w:szCs w:val="24"/>
+          <w:lang w:val="en-US"/>
+          <w14:ligatures w14:val="standardContextual"/>
+        </w:rPr>
+      </w:pPr>
+      <w:hyperlink w:anchor="_Toc231942081" w:history="1">
         <w:r>
           <w:rPr>
             <w:rStyle w:val="Hyperlink"/>
@@ -1371,7 +1346,7 @@
           <w:rPr>
             <w:webHidden/>
           </w:rPr>
-          <w:instrText xml:space="preserve"> PAGEREF _Toc487620793 \h </w:instrText>
+          <w:instrText xml:space="preserve"> PAGEREF _Toc231942081 \h </w:instrText>
         </w:r>
         <w:r>
           <w:rPr>
@@ -1405,12 +1380,14 @@
           <w:rFonts w:asciiTheme="minorHAnsi" w:eastAsiaTheme="minorEastAsia" w:hAnsiTheme="minorHAnsi" w:cstheme="minorBidi"/>
           <w:bCs w:val="0"/>
           <w:caps w:val="0"/>
-          <w:sz w:val="22"/>
-          <w:szCs w:val="22"/>
-          <w:lang w:eastAsia="pt-BR"/>
-        </w:rPr>
-      </w:pPr>
-      <w:hyperlink w:anchor="_Toc487620794" w:history="1">
+          <w:kern w:val="2"/>
+          <w:sz w:val="24"/>
+          <w:szCs w:val="24"/>
+          <w:lang w:val="en-US"/>
+          <w14:ligatures w14:val="standardContextual"/>
+        </w:rPr>
+      </w:pPr>
+      <w:hyperlink w:anchor="_Toc231942082" w:history="1">
         <w:r>
           <w:rPr>
             <w:rStyle w:val="Hyperlink"/>
@@ -1433,7 +1410,7 @@
           <w:rPr>
             <w:webHidden/>
           </w:rPr>
-          <w:instrText xml:space="preserve"> PAGEREF _Toc487620794 \h </w:instrText>
+          <w:instrText xml:space="preserve"> PAGEREF _Toc231942082 \h </w:instrText>
         </w:r>
         <w:r>
           <w:rPr>
@@ -1466,12 +1443,14 @@
         <w:rPr>
           <w:rFonts w:asciiTheme="minorHAnsi" w:eastAsiaTheme="minorEastAsia" w:hAnsiTheme="minorHAnsi" w:cstheme="minorBidi"/>
           <w:bCs w:val="0"/>
-          <w:sz w:val="22"/>
-          <w:szCs w:val="22"/>
-          <w:lang w:eastAsia="pt-BR"/>
-        </w:rPr>
-      </w:pPr>
-      <w:hyperlink w:anchor="_Toc487620795" w:history="1">
+          <w:kern w:val="2"/>
+          <w:sz w:val="24"/>
+          <w:szCs w:val="24"/>
+          <w:lang w:val="en-US"/>
+          <w14:ligatures w14:val="standardContextual"/>
+        </w:rPr>
+      </w:pPr>
+      <w:hyperlink w:anchor="_Toc231942083" w:history="1">
         <w:r>
           <w:rPr>
             <w:rStyle w:val="Hyperlink"/>
@@ -1495,7 +1474,7 @@
           <w:rPr>
             <w:webHidden/>
           </w:rPr>
-          <w:instrText xml:space="preserve"> PAGEREF _Toc487620795 \h </w:instrText>
+          <w:instrText xml:space="preserve"> PAGEREF _Toc231942083 \h </w:instrText>
         </w:r>
         <w:r>
           <w:rPr>
@@ -1528,12 +1507,14 @@
         <w:rPr>
           <w:rFonts w:asciiTheme="minorHAnsi" w:eastAsiaTheme="minorEastAsia" w:hAnsiTheme="minorHAnsi" w:cstheme="minorBidi"/>
           <w:bCs w:val="0"/>
-          <w:sz w:val="22"/>
-          <w:szCs w:val="22"/>
-          <w:lang w:eastAsia="pt-BR"/>
-        </w:rPr>
-      </w:pPr>
-      <w:hyperlink w:anchor="_Toc487620796" w:history="1">
+          <w:kern w:val="2"/>
+          <w:sz w:val="24"/>
+          <w:szCs w:val="24"/>
+          <w:lang w:val="en-US"/>
+          <w14:ligatures w14:val="standardContextual"/>
+        </w:rPr>
+      </w:pPr>
+      <w:hyperlink w:anchor="_Toc231942084" w:history="1">
         <w:r>
           <w:rPr>
             <w:rStyle w:val="Hyperlink"/>
@@ -1557,7 +1538,7 @@
           <w:rPr>
             <w:webHidden/>
           </w:rPr>
-          <w:instrText xml:space="preserve"> PAGEREF _Toc487620796 \h </w:instrText>
+          <w:instrText xml:space="preserve"> PAGEREF _Toc231942084 \h </w:instrText>
         </w:r>
         <w:r>
           <w:rPr>
@@ -1591,12 +1572,14 @@
           <w:rFonts w:asciiTheme="minorHAnsi" w:eastAsiaTheme="minorEastAsia" w:hAnsiTheme="minorHAnsi" w:cstheme="minorBidi"/>
           <w:bCs w:val="0"/>
           <w:caps w:val="0"/>
-          <w:sz w:val="22"/>
-          <w:szCs w:val="22"/>
-          <w:lang w:eastAsia="pt-BR"/>
-        </w:rPr>
-      </w:pPr>
-      <w:hyperlink w:anchor="_Toc487620797" w:history="1">
+          <w:kern w:val="2"/>
+          <w:sz w:val="24"/>
+          <w:szCs w:val="24"/>
+          <w:lang w:val="en-US"/>
+          <w14:ligatures w14:val="standardContextual"/>
+        </w:rPr>
+      </w:pPr>
+      <w:hyperlink w:anchor="_Toc231942085" w:history="1">
         <w:r>
           <w:rPr>
             <w:rStyle w:val="Hyperlink"/>
@@ -1619,7 +1602,7 @@
           <w:rPr>
             <w:webHidden/>
           </w:rPr>
-          <w:instrText xml:space="preserve"> PAGEREF _Toc487620797 \h </w:instrText>
+          <w:instrText xml:space="preserve"> PAGEREF _Toc231942085 \h </w:instrText>
         </w:r>
         <w:r>
           <w:rPr>
@@ -1636,7 +1619,7 @@
           <w:rPr>
             <w:webHidden/>
           </w:rPr>
-          <w:t>4</w:t>
+          <w:t>5</w:t>
         </w:r>
         <w:r>
           <w:rPr>
@@ -1652,12 +1635,14 @@
         <w:rPr>
           <w:rFonts w:asciiTheme="minorHAnsi" w:eastAsiaTheme="minorEastAsia" w:hAnsiTheme="minorHAnsi" w:cstheme="minorBidi"/>
           <w:bCs w:val="0"/>
-          <w:sz w:val="22"/>
-          <w:szCs w:val="22"/>
-          <w:lang w:eastAsia="pt-BR"/>
-        </w:rPr>
-      </w:pPr>
-      <w:hyperlink w:anchor="_Toc487620798" w:history="1">
+          <w:kern w:val="2"/>
+          <w:sz w:val="24"/>
+          <w:szCs w:val="24"/>
+          <w:lang w:val="en-US"/>
+          <w14:ligatures w14:val="standardContextual"/>
+        </w:rPr>
+      </w:pPr>
+      <w:hyperlink w:anchor="_Toc231942086" w:history="1">
         <w:r>
           <w:rPr>
             <w:rStyle w:val="Hyperlink"/>
@@ -1681,7 +1666,7 @@
           <w:rPr>
             <w:webHidden/>
           </w:rPr>
-          <w:instrText xml:space="preserve"> PAGEREF _Toc487620798 \h </w:instrText>
+          <w:instrText xml:space="preserve"> PAGEREF _Toc231942086 \h </w:instrText>
         </w:r>
         <w:r>
           <w:rPr>
@@ -1698,7 +1683,7 @@
           <w:rPr>
             <w:webHidden/>
           </w:rPr>
-          <w:t>4</w:t>
+          <w:t>5</w:t>
         </w:r>
         <w:r>
           <w:rPr>
@@ -1714,12 +1699,14 @@
         <w:rPr>
           <w:rFonts w:asciiTheme="minorHAnsi" w:eastAsiaTheme="minorEastAsia" w:hAnsiTheme="minorHAnsi" w:cstheme="minorBidi"/>
           <w:bCs w:val="0"/>
-          <w:sz w:val="22"/>
-          <w:szCs w:val="22"/>
-          <w:lang w:eastAsia="pt-BR"/>
-        </w:rPr>
-      </w:pPr>
-      <w:hyperlink w:anchor="_Toc487620799" w:history="1">
+          <w:kern w:val="2"/>
+          <w:sz w:val="24"/>
+          <w:szCs w:val="24"/>
+          <w:lang w:val="en-US"/>
+          <w14:ligatures w14:val="standardContextual"/>
+        </w:rPr>
+      </w:pPr>
+      <w:hyperlink w:anchor="_Toc231942087" w:history="1">
         <w:r>
           <w:rPr>
             <w:rStyle w:val="Hyperlink"/>
@@ -1743,7 +1730,7 @@
           <w:rPr>
             <w:webHidden/>
           </w:rPr>
-          <w:instrText xml:space="preserve"> PAGEREF _Toc487620799 \h </w:instrText>
+          <w:instrText xml:space="preserve"> PAGEREF _Toc231942087 \h </w:instrText>
         </w:r>
         <w:r>
           <w:rPr>
@@ -1760,7 +1747,7 @@
           <w:rPr>
             <w:webHidden/>
           </w:rPr>
-          <w:t>4</w:t>
+          <w:t>5</w:t>
         </w:r>
         <w:r>
           <w:rPr>
@@ -1776,12 +1763,14 @@
         <w:rPr>
           <w:rFonts w:asciiTheme="minorHAnsi" w:eastAsiaTheme="minorEastAsia" w:hAnsiTheme="minorHAnsi" w:cstheme="minorBidi"/>
           <w:bCs w:val="0"/>
-          <w:sz w:val="22"/>
-          <w:szCs w:val="22"/>
-          <w:lang w:eastAsia="pt-BR"/>
-        </w:rPr>
-      </w:pPr>
-      <w:hyperlink w:anchor="_Toc487620800" w:history="1">
+          <w:kern w:val="2"/>
+          <w:sz w:val="24"/>
+          <w:szCs w:val="24"/>
+          <w:lang w:val="en-US"/>
+          <w14:ligatures w14:val="standardContextual"/>
+        </w:rPr>
+      </w:pPr>
+      <w:hyperlink w:anchor="_Toc231942088" w:history="1">
         <w:r>
           <w:rPr>
             <w:rStyle w:val="Hyperlink"/>
@@ -1805,7 +1794,7 @@
           <w:rPr>
             <w:webHidden/>
           </w:rPr>
-          <w:instrText xml:space="preserve"> PAGEREF _Toc487620800 \h </w:instrText>
+          <w:instrText xml:space="preserve"> PAGEREF _Toc231942088 \h </w:instrText>
         </w:r>
         <w:r>
           <w:rPr>
@@ -1822,7 +1811,7 @@
           <w:rPr>
             <w:webHidden/>
           </w:rPr>
-          <w:t>4</w:t>
+          <w:t>5</w:t>
         </w:r>
         <w:r>
           <w:rPr>
@@ -1838,12 +1827,14 @@
         <w:rPr>
           <w:rFonts w:asciiTheme="minorHAnsi" w:eastAsiaTheme="minorEastAsia" w:hAnsiTheme="minorHAnsi" w:cstheme="minorBidi"/>
           <w:bCs w:val="0"/>
-          <w:sz w:val="22"/>
-          <w:szCs w:val="22"/>
-          <w:lang w:eastAsia="pt-BR"/>
-        </w:rPr>
-      </w:pPr>
-      <w:hyperlink w:anchor="_Toc487620801" w:history="1">
+          <w:kern w:val="2"/>
+          <w:sz w:val="24"/>
+          <w:szCs w:val="24"/>
+          <w:lang w:val="en-US"/>
+          <w14:ligatures w14:val="standardContextual"/>
+        </w:rPr>
+      </w:pPr>
+      <w:hyperlink w:anchor="_Toc231942089" w:history="1">
         <w:r>
           <w:rPr>
             <w:rStyle w:val="Hyperlink"/>
@@ -1867,7 +1858,7 @@
           <w:rPr>
             <w:webHidden/>
           </w:rPr>
-          <w:instrText xml:space="preserve"> PAGEREF _Toc487620801 \h </w:instrText>
+          <w:instrText xml:space="preserve"> PAGEREF _Toc231942089 \h </w:instrText>
         </w:r>
         <w:r>
           <w:rPr>
@@ -1901,12 +1892,14 @@
           <w:rFonts w:asciiTheme="minorHAnsi" w:eastAsiaTheme="minorEastAsia" w:hAnsiTheme="minorHAnsi" w:cstheme="minorBidi"/>
           <w:bCs w:val="0"/>
           <w:caps w:val="0"/>
-          <w:sz w:val="22"/>
-          <w:szCs w:val="22"/>
-          <w:lang w:eastAsia="pt-BR"/>
-        </w:rPr>
-      </w:pPr>
-      <w:hyperlink w:anchor="_Toc487620802" w:history="1">
+          <w:kern w:val="2"/>
+          <w:sz w:val="24"/>
+          <w:szCs w:val="24"/>
+          <w:lang w:val="en-US"/>
+          <w14:ligatures w14:val="standardContextual"/>
+        </w:rPr>
+      </w:pPr>
+      <w:hyperlink w:anchor="_Toc231942090" w:history="1">
         <w:r>
           <w:rPr>
             <w:rStyle w:val="Hyperlink"/>
@@ -1929,7 +1922,7 @@
           <w:rPr>
             <w:webHidden/>
           </w:rPr>
-          <w:instrText xml:space="preserve"> PAGEREF _Toc487620802 \h </w:instrText>
+          <w:instrText xml:space="preserve"> PAGEREF _Toc231942090 \h </w:instrText>
         </w:r>
         <w:r>
           <w:rPr>
@@ -1963,12 +1956,14 @@
           <w:rFonts w:asciiTheme="minorHAnsi" w:eastAsiaTheme="minorEastAsia" w:hAnsiTheme="minorHAnsi" w:cstheme="minorBidi"/>
           <w:bCs w:val="0"/>
           <w:caps w:val="0"/>
-          <w:sz w:val="22"/>
-          <w:szCs w:val="22"/>
-          <w:lang w:eastAsia="pt-BR"/>
-        </w:rPr>
-      </w:pPr>
-      <w:hyperlink w:anchor="_Toc487620803" w:history="1">
+          <w:kern w:val="2"/>
+          <w:sz w:val="24"/>
+          <w:szCs w:val="24"/>
+          <w:lang w:val="en-US"/>
+          <w14:ligatures w14:val="standardContextual"/>
+        </w:rPr>
+      </w:pPr>
+      <w:hyperlink w:anchor="_Toc231942091" w:history="1">
         <w:r>
           <w:rPr>
             <w:rStyle w:val="Hyperlink"/>
@@ -1991,7 +1986,7 @@
           <w:rPr>
             <w:webHidden/>
           </w:rPr>
-          <w:instrText xml:space="preserve"> PAGEREF _Toc487620803 \h </w:instrText>
+          <w:instrText xml:space="preserve"> PAGEREF _Toc231942091 \h </w:instrText>
         </w:r>
         <w:r>
           <w:rPr>
@@ -2008,7 +2003,7 @@
           <w:rPr>
             <w:webHidden/>
           </w:rPr>
-          <w:t>5</w:t>
+          <w:t>9</w:t>
         </w:r>
         <w:r>
           <w:rPr>
@@ -2036,7 +2031,7 @@
         <w:br w:type="page"/>
       </w:r>
       <w:bookmarkStart w:id="0" w:name="_Toc104341857"/>
-      <w:bookmarkStart w:id="1" w:name="_Toc487620792"/>
+      <w:bookmarkStart w:id="1" w:name="_Toc231942080"/>
       <w:r>
         <w:lastRenderedPageBreak/>
         <w:t>Introdução</w:t>
@@ -2065,7 +2060,7 @@
         <w:spacing w:after="120"/>
       </w:pPr>
       <w:r>
-        <w:t>Para isso, basta seguir as etapas da Seção 4 na mesma ordem em que aparecem. Você vai (1) instalar dois programas gratuitos, (2) preparar a pasta do projeto, (3) ligar o banco de dados, (4) ligar o sistema e (5) abrir no navegador para testar.</w:t>
+        <w:t>Para isso, basta seguir as etapas da Seção 4 na mesma ordem em que aparecem. Você vai (1) instalar três programas gratuitos, (2) preparar a pasta do projeto, (3) ligar o banco de dados, (4) ligar o backend e o frontend e (5) abrir no navegador para testar.</w:t>
       </w:r>
     </w:p>
     <w:p>
@@ -2078,7 +2073,7 @@
         <w:ind w:left="0" w:firstLine="0"/>
       </w:pPr>
       <w:bookmarkStart w:id="2" w:name="_Toc104341861"/>
-      <w:bookmarkStart w:id="3" w:name="_Toc487620793"/>
+      <w:bookmarkStart w:id="3" w:name="_Toc231942081"/>
       <w:r>
         <w:t>Referências</w:t>
       </w:r>
@@ -2122,7 +2117,7 @@
         <w:spacing w:after="40"/>
       </w:pPr>
       <w:r>
-        <w:t>–  Sites de download: adoptium.net (Java) e docker.com (Docker Desktop).</w:t>
+        <w:t>–  Sites de download: adoptium.net (Java), docker.com (Docker Desktop) e nodejs.org (Node.js).</w:t>
       </w:r>
     </w:p>
     <w:p>
@@ -2134,7 +2129,7 @@
         </w:numPr>
         <w:ind w:left="0" w:firstLine="0"/>
       </w:pPr>
-      <w:bookmarkStart w:id="4" w:name="_Toc487620794"/>
+      <w:bookmarkStart w:id="4" w:name="_Toc231942082"/>
       <w:r>
         <w:t>Planejamento de Implantação</w:t>
       </w:r>
@@ -2145,7 +2140,7 @@
         <w:spacing w:after="120"/>
       </w:pPr>
       <w:r>
-        <w:t>A instalação é feita em um único computador com Windows e leva cerca de 1 hora na primeira vez — a maior parte desse tempo é apenas o download dos programas. As atividades são: instalar os dois programas necessários, preparar a pasta do projeto, ligar o banco de dados, ligar o sistema e, por fim, abrir no navegador para testar.</w:t>
+        <w:t>A instalação é feita em um único computador com Windows e leva cerca de 1 hora na primeira vez — a maior parte desse tempo é apenas o download dos programas. As atividades são: instalar os três programas necessários, preparar a pasta do projeto, ligar o banco de dados, ligar o backend e o frontend e, por fim, abrir no navegador para testar.</w:t>
       </w:r>
     </w:p>
     <w:p>
@@ -2160,7 +2155,7 @@
           <w:lang w:val="pt-PT"/>
         </w:rPr>
       </w:pPr>
-      <w:bookmarkStart w:id="5" w:name="_Toc487620795"/>
+      <w:bookmarkStart w:id="5" w:name="_Toc231942083"/>
       <w:r>
         <w:rPr>
           <w:lang w:val="pt-PT"/>
@@ -2211,7 +2206,7 @@
           <w:lang w:val="pt-PT"/>
         </w:rPr>
       </w:pPr>
-      <w:bookmarkStart w:id="6" w:name="_Toc487620796"/>
+      <w:bookmarkStart w:id="6" w:name="_Toc231942084"/>
       <w:r>
         <w:rPr>
           <w:lang w:val="pt-PT"/>
@@ -2242,6 +2237,14 @@
       </w:pPr>
       <w:r>
         <w:t>–  Instalar o Docker Desktop: cerca de 15 minutos (mais o tempo de reiniciar o computador, se for pedido).</w:t>
+      </w:r>
+    </w:p>
+    <w:p>
+      <w:pPr>
+        <w:spacing w:after="40"/>
+      </w:pPr>
+      <w:r>
+        <w:t>–  Instalar o Node.js: cerca de 5 minutos.</w:t>
       </w:r>
     </w:p>
     <w:p>
@@ -2291,7 +2294,7 @@
         </w:numPr>
         <w:ind w:left="0" w:firstLine="0"/>
       </w:pPr>
-      <w:bookmarkStart w:id="7" w:name="_Toc487620797"/>
+      <w:bookmarkStart w:id="7" w:name="_Toc231942085"/>
       <w:r>
         <w:lastRenderedPageBreak/>
         <w:t>Recursos NECESSÁRIOS PARA IMPLANTAR O PRODUTO</w:t>
@@ -2318,7 +2321,7 @@
           <w:lang w:val="pt-PT"/>
         </w:rPr>
       </w:pPr>
-      <w:bookmarkStart w:id="8" w:name="_Toc487620798"/>
+      <w:bookmarkStart w:id="8" w:name="_Toc231942086"/>
       <w:r>
         <w:rPr>
           <w:lang w:val="pt-PT"/>
@@ -2347,7 +2350,7 @@
           <w:lang w:val="pt-PT"/>
         </w:rPr>
       </w:pPr>
-      <w:bookmarkStart w:id="9" w:name="_Toc487620799"/>
+      <w:bookmarkStart w:id="9" w:name="_Toc231942087"/>
       <w:r>
         <w:rPr>
           <w:lang w:val="pt-PT"/>
@@ -2408,7 +2411,7 @@
           <w:lang w:val="pt-PT"/>
         </w:rPr>
       </w:pPr>
-      <w:bookmarkStart w:id="10" w:name="_Toc487620800"/>
+      <w:bookmarkStart w:id="10" w:name="_Toc231942088"/>
       <w:r>
         <w:rPr>
           <w:lang w:val="pt-PT"/>
@@ -2439,6 +2442,14 @@
       </w:pPr>
       <w:r>
         <w:t>–  Docker Desktop — baixado em docker.com (instalado na Etapa 2).</w:t>
+      </w:r>
+    </w:p>
+    <w:p>
+      <w:pPr>
+        <w:spacing w:after="40"/>
+      </w:pPr>
+      <w:r>
+        <w:t>–  Node.js — versão LTS, baixado em nodejs.org (instalado na Etapa 6). É ele que liga as telas do frontend.</w:t>
       </w:r>
     </w:p>
     <w:p>
@@ -2469,7 +2480,7 @@
           <w:lang w:val="pt-PT"/>
         </w:rPr>
       </w:pPr>
-      <w:bookmarkStart w:id="11" w:name="_Toc487620801"/>
+      <w:bookmarkStart w:id="11" w:name="_Toc231942089"/>
       <w:r>
         <w:rPr>
           <w:lang w:val="pt-PT"/>
@@ -2512,7 +2523,7 @@
         </w:numPr>
         <w:ind w:left="0" w:firstLine="0"/>
       </w:pPr>
-      <w:bookmarkStart w:id="12" w:name="_Toc487620802"/>
+      <w:bookmarkStart w:id="12" w:name="_Toc231942090"/>
       <w:r>
         <w:t>ROTEIRO DE implantação</w:t>
       </w:r>
@@ -2550,6 +2561,7 @@
         <w:spacing w:after="120"/>
       </w:pPr>
       <w:r>
+        <w:lastRenderedPageBreak/>
         <w:t>O Java é o programa que executa o sistema 0FUMO. É obrigatório instalar exatamente a versão 21 — não use versões mais novas (como a 25), senão o sistema não funcionará.</w:t>
       </w:r>
     </w:p>
@@ -2558,7 +2570,6 @@
         <w:spacing w:after="40"/>
       </w:pPr>
       <w:r>
-        <w:lastRenderedPageBreak/>
         <w:t>1) Abra o navegador e acesse o endereço abaixo, que já abre a página filtrada na versão 21:</w:t>
       </w:r>
     </w:p>
@@ -2851,6 +2862,7 @@
         <w:spacing w:after="120"/>
       </w:pPr>
       <w:r>
+        <w:lastRenderedPageBreak/>
         <w:t>Deve aparecer um texto contendo "version 21". Se aparecer outro número (como 25), volte à Etapa 1 e instale a versão 21. Em seguida, confira a configuração automática digitando:</w:t>
       </w:r>
     </w:p>
@@ -2873,7 +2885,6 @@
         <w:spacing w:after="120"/>
       </w:pPr>
       <w:r>
-        <w:lastRenderedPageBreak/>
         <w:t>Deve aparecer o caminho da pasta do Java (algo como C:\Program Files\Eclipse Adoptium\jdk-21...). Se aparecer em branco, feche e abra o PowerShell novamente. Se mesmo assim continuar em branco, veja a seção "Solução de problemas" ao final.</w:t>
       </w:r>
     </w:p>
@@ -2994,7 +3005,7 @@
           <w:b/>
           <w:bCs/>
         </w:rPr>
-        <w:t>Etapa 6 — Juntar o frontend ao backend</w:t>
+        <w:t>Etapa 6 — Instalar o Node.js</w:t>
       </w:r>
     </w:p>
     <w:p>
@@ -3002,22 +3013,140 @@
         <w:spacing w:after="120"/>
       </w:pPr>
       <w:r>
-        <w:t>Este passo copia as telas (a pasta do frontend) para dentro do sistema (a pasta do backend), assim tudo abre em um único endereço. Você NÃO vai editar nenhum código — vai apenas rodar dois comandos no PowerShell, ainda dentro da pasta do backend (a mesma pasta da Etapa 5).</w:t>
+        <w:t>O Node.js é o programa que liga as telas (o frontend) do sistema. É gratuito e você vai instalá-lo uma única vez.</w:t>
       </w:r>
     </w:p>
     <w:p>
       <w:pPr>
         <w:spacing w:after="120"/>
+      </w:pPr>
+      <w:r>
+        <w:t>1) No navegador, acesse o endereço abaixo:</w:t>
+      </w:r>
+    </w:p>
+    <w:p>
+      <w:pPr>
+        <w:shd w:val="clear" w:color="auto" w:fill="F2F3F5"/>
+        <w:spacing w:after="40"/>
+      </w:pPr>
+      <w:r>
+        <w:rPr>
+          <w:rFonts w:ascii="Consolas" w:hAnsi="Consolas" w:cs="Consolas"/>
+          <w:sz w:val="18"/>
+          <w:szCs w:val="18"/>
+        </w:rPr>
+        <w:t>https://nodejs.org</w:t>
+      </w:r>
+    </w:p>
+    <w:p>
+      <w:pPr>
+        <w:spacing w:after="120"/>
+      </w:pPr>
+      <w:r>
+        <w:t>2) Clique no botão grande da versão marcada como LTS (é a versão recomendada e estável). Quando o download terminar, abra o arquivo baixado (final .msi).</w:t>
+      </w:r>
+    </w:p>
+    <w:p>
+      <w:pPr>
+        <w:spacing w:after="120"/>
+      </w:pPr>
+      <w:r>
+        <w:t>3) Vá clicando em Next (Avançar), aceite os termos e clique em Install (Instalar). Se o Windows pedir permissão, clique em Sim. Ao terminar, clique em Finish (Concluir).</w:t>
+      </w:r>
+    </w:p>
+    <w:p>
+      <w:pPr>
+        <w:spacing w:after="120"/>
+      </w:pPr>
+      <w:r>
+        <w:t>4) Para confirmar a instalação, feche e abra novamente o PowerShell e digite o comando abaixo:</w:t>
+      </w:r>
+    </w:p>
+    <w:p>
+      <w:pPr>
+        <w:shd w:val="clear" w:color="auto" w:fill="F2F3F5"/>
+        <w:spacing w:after="40"/>
+      </w:pPr>
+      <w:r>
+        <w:rPr>
+          <w:rFonts w:ascii="Consolas" w:hAnsi="Consolas" w:cs="Consolas"/>
+          <w:sz w:val="18"/>
+          <w:szCs w:val="18"/>
+        </w:rPr>
+        <w:t>node -v</w:t>
+      </w:r>
+    </w:p>
+    <w:p>
+      <w:pPr>
+        <w:spacing w:after="120"/>
+      </w:pPr>
+      <w:r>
+        <w:t>Deve aparecer um número de versão (por exemplo, v20.11.0). Se aparecer, o Node.js está pronto.</w:t>
+      </w:r>
+    </w:p>
+    <w:p>
+      <w:pPr>
+        <w:spacing w:before="180" w:after="60"/>
       </w:pPr>
       <w:r>
         <w:rPr>
           <w:b/>
           <w:bCs/>
         </w:rPr>
-        <w:t xml:space="preserve">Comando 1 — </w:t>
-      </w:r>
-      <w:r>
-        <w:t>crie a pasta de destino. Copie e cole exatamente como está abaixo e tecle Enter (não precisa mudar nada):</w:t>
+        <w:t>Etapa 7 — Ligar o backend e o frontend</w:t>
+      </w:r>
+    </w:p>
+    <w:p>
+      <w:pPr>
+        <w:spacing w:after="120"/>
+      </w:pPr>
+      <w:r>
+        <w:t>O sistema 0FUMO tem duas partes que ficam ligadas ao mesmo tempo, cada uma em sua própria janela do PowerShell: o backend (o motor e o banco de dados, na porta 8080) e o frontend (as telas, na porta 3000). Você vai ligar as duas, uma de cada vez.</w:t>
+      </w:r>
+    </w:p>
+    <w:p>
+      <w:pPr>
+        <w:spacing w:after="120"/>
+      </w:pPr>
+      <w:r>
+        <w:rPr>
+          <w:b/>
+          <w:bCs/>
+        </w:rPr>
+        <w:t xml:space="preserve">Parte A — ligar o backend. </w:t>
+      </w:r>
+      <w:r>
+        <w:t>Use a mesma janela do PowerShell da Etapa 5 (que já está na pasta do backend) e digite o comando abaixo. Atenção: no PowerShell o comando precisa começar com .\ (ponto seguido de barra invertida):</w:t>
+      </w:r>
+    </w:p>
+    <w:p>
+      <w:pPr>
+        <w:shd w:val="clear" w:color="auto" w:fill="F2F3F5"/>
+        <w:spacing w:after="40"/>
+      </w:pPr>
+      <w:r>
+        <w:rPr>
+          <w:rFonts w:ascii="Consolas" w:hAnsi="Consolas" w:cs="Consolas"/>
+          <w:sz w:val="18"/>
+          <w:szCs w:val="18"/>
+        </w:rPr>
+        <w:t>.\mvnw.cmd spring-boot:run</w:t>
+      </w:r>
+    </w:p>
+    <w:p>
+      <w:pPr>
+        <w:spacing w:after="120"/>
+      </w:pPr>
+      <w:r>
+        <w:t>Na primeira vez, o sistema baixa vários componentes e pode demorar alguns minutos. Aguarde até aparecer, perto do final, a mensagem "Started zerofumo". NÃO feche essa janela — é ela que mantém o backend ligado.</w:t>
+      </w:r>
+    </w:p>
+    <w:p>
+      <w:pPr>
+        <w:spacing w:after="120"/>
+      </w:pPr>
+      <w:r>
+        <w:t>Se aparecer o erro "JAVA_HOME ... is not defined correctly": rode primeiro a linha abaixo (ela descobre sozinha onde o Java 21 está instalado e ajusta o JAVA_HOME apenas para esta janela) e, em seguida, rode novamente o comando do backend:</w:t>
       </w:r>
     </w:p>
     <w:p>
@@ -3035,7 +3164,7 @@
           <w:szCs w:val="18"/>
           <w:lang w:val="en-US"/>
         </w:rPr>
-        <w:t xml:space="preserve">New-Item -ItemType Directory -Force -Path </w:t>
+        <w:t>$</w:t>
       </w:r>
       <w:proofErr w:type="spellStart"/>
       <w:r>
@@ -3045,7 +3174,7 @@
           <w:szCs w:val="18"/>
           <w:lang w:val="en-US"/>
         </w:rPr>
-        <w:t>src</w:t>
+        <w:t>env:JAVA_HOME</w:t>
       </w:r>
       <w:proofErr w:type="spellEnd"/>
       <w:r>
@@ -3055,93 +3184,9 @@
           <w:szCs w:val="18"/>
           <w:lang w:val="en-US"/>
         </w:rPr>
-        <w:t>\main\resources\static</w:t>
-      </w:r>
-    </w:p>
-    <w:p>
-      <w:pPr>
-        <w:spacing w:after="120"/>
-      </w:pPr>
-      <w:r>
-        <w:rPr>
-          <w:b/>
-          <w:bCs/>
-        </w:rPr>
-        <w:t xml:space="preserve">Comando 2 — </w:t>
-      </w:r>
-      <w:r>
-        <w:t>copie os arquivos do frontend. Aqui você PRECISA trocar a parte escrita entre colchetes pelo caminho da SUA pasta do frontend. Faça assim:</w:t>
-      </w:r>
-    </w:p>
-    <w:p>
-      <w:pPr>
-        <w:spacing w:after="120"/>
-      </w:pPr>
-      <w:r>
-        <w:t>1) Copie a linha abaixo para o PowerShell (ainda NÃO tecle Enter):</w:t>
-      </w:r>
-    </w:p>
-    <w:p>
-      <w:pPr>
-        <w:shd w:val="clear" w:color="auto" w:fill="F2F3F5"/>
-        <w:spacing w:after="40"/>
-      </w:pPr>
-      <w:r>
-        <w:rPr>
-          <w:rFonts w:ascii="Consolas" w:hAnsi="Consolas" w:cs="Consolas"/>
-          <w:sz w:val="18"/>
-          <w:szCs w:val="18"/>
-        </w:rPr>
-        <w:t>Copy-Item -Path "[COLE AQUI O CAMINHO DA PASTA DO FRONTEND]\*" -Destination src\main\resources\static\ -Recurse -Force</w:t>
-      </w:r>
-    </w:p>
-    <w:p>
-      <w:pPr>
-        <w:spacing w:after="120"/>
-      </w:pPr>
-      <w:r>
-        <w:t>2) Apague o trecho [COLE AQUI O CAMINHO DA PASTA DO FRONTEND], inclusive os colchetes [ e ], e no lugar dele cole o caminho da sua pasta do frontend (a pasta que termina em 0FUMO-Frontend-Codebase-feature-registrar-evento).</w:t>
-      </w:r>
-    </w:p>
-    <w:p>
-      <w:pPr>
-        <w:spacing w:after="120"/>
-      </w:pPr>
-      <w:r>
-        <w:t>3) Confira que continuam ali: as aspas (") no começo e no fim do caminho, e o \* logo depois do caminho. Só então tecle Enter.</w:t>
-      </w:r>
-    </w:p>
-    <w:p>
-      <w:pPr>
-        <w:spacing w:after="120"/>
-      </w:pPr>
-      <w:r>
-        <w:rPr>
-          <w:b/>
-          <w:bCs/>
-        </w:rPr>
-        <w:t xml:space="preserve">Como descobrir o caminho da pasta: </w:t>
-      </w:r>
-      <w:r>
-        <w:t>abra a pasta do frontend no Explorador de Arquivos do Windows, clique uma vez na barra de endereço no topo da janela (o caminho ficará selecionado), tecle Ctrl + C para copiar, e cole no lugar indicado.</w:t>
-      </w:r>
-    </w:p>
-    <w:p>
-      <w:pPr>
-        <w:spacing w:after="120"/>
-      </w:pPr>
-      <w:r>
-        <w:t>Exemplo já preenchido (repare que os colchetes foram removidos e as aspas e o \* foram mantidos):</w:t>
-      </w:r>
-    </w:p>
-    <w:p>
-      <w:pPr>
-        <w:shd w:val="clear" w:color="auto" w:fill="F2F3F5"/>
-        <w:spacing w:after="40"/>
-        <w:rPr>
-          <w:lang w:val="en-US"/>
-        </w:rPr>
-      </w:pPr>
+        <w:t xml:space="preserve"> = Split-Path (Split-Path (Get-Command java</w:t>
+      </w:r>
+      <w:proofErr w:type="gramStart"/>
       <w:r>
         <w:rPr>
           <w:rFonts w:ascii="Consolas" w:hAnsi="Consolas" w:cs="Consolas"/>
@@ -3149,9 +3194,9 @@
           <w:szCs w:val="18"/>
           <w:lang w:val="en-US"/>
         </w:rPr>
-        <w:t xml:space="preserve">Copy-Item -Path "C:\Users\SeuUsuario\Downloads\PROJETO 0FUMO\0FUMO-Frontend-Codebase-feature-registrar-evento\*" -Destination </w:t>
-      </w:r>
-      <w:proofErr w:type="spellStart"/>
+        <w:t>).Source</w:t>
+      </w:r>
+      <w:proofErr w:type="gramEnd"/>
       <w:r>
         <w:rPr>
           <w:rFonts w:ascii="Consolas" w:hAnsi="Consolas" w:cs="Consolas"/>
@@ -3159,9 +3204,17 @@
           <w:szCs w:val="18"/>
           <w:lang w:val="en-US"/>
         </w:rPr>
-        <w:t>src</w:t>
-      </w:r>
-      <w:proofErr w:type="spellEnd"/>
+        <w:t>)</w:t>
+      </w:r>
+    </w:p>
+    <w:p>
+      <w:pPr>
+        <w:shd w:val="clear" w:color="auto" w:fill="F2F3F5"/>
+        <w:spacing w:after="40"/>
+        <w:rPr>
+          <w:lang w:val="en-US"/>
+        </w:rPr>
+      </w:pPr>
       <w:r>
         <w:rPr>
           <w:rFonts w:ascii="Consolas" w:hAnsi="Consolas" w:cs="Consolas"/>
@@ -3169,127 +3222,9 @@
           <w:szCs w:val="18"/>
           <w:lang w:val="en-US"/>
         </w:rPr>
-        <w:t>\main\resources\static\ -Recurse -Force</w:t>
-      </w:r>
-    </w:p>
-    <w:p>
-      <w:pPr>
-        <w:spacing w:after="120"/>
-      </w:pPr>
-      <w:r>
-        <w:t>Se nenhuma mensagem em vermelho aparecer, a cópia foi concluída com sucesso e você pode seguir para a Etapa 7.</w:t>
-      </w:r>
-    </w:p>
-    <w:p>
-      <w:pPr>
-        <w:spacing w:after="120"/>
-      </w:pPr>
-      <w:r>
-        <w:rPr>
-          <w:b/>
-          <w:bCs/>
-        </w:rPr>
-        <w:t xml:space="preserve">Confira se deu certo: </w:t>
-      </w:r>
-      <w:r>
-        <w:t>rode o comando abaixo. Ele deve listar o arquivo index.html e as pastas css e js. Se aparecer vazio ou der erro, a cópia não funcionou — repita o Comando 2 conferindo o caminho.</w:t>
-      </w:r>
-    </w:p>
-    <w:p>
-      <w:pPr>
-        <w:shd w:val="clear" w:color="auto" w:fill="F2F3F5"/>
-        <w:spacing w:after="40"/>
-      </w:pPr>
-      <w:r>
-        <w:rPr>
-          <w:rFonts w:ascii="Consolas" w:hAnsi="Consolas" w:cs="Consolas"/>
-          <w:sz w:val="18"/>
-          <w:szCs w:val="18"/>
-        </w:rPr>
-        <w:t>dir src\main\resources\static</w:t>
-      </w:r>
-    </w:p>
-    <w:p>
-      <w:pPr>
-        <w:spacing w:before="180" w:after="60"/>
-      </w:pPr>
-      <w:r>
-        <w:rPr>
-          <w:b/>
-          <w:bCs/>
-        </w:rPr>
-        <w:t>Etapa 7 — Ligar o sistema</w:t>
-      </w:r>
-    </w:p>
-    <w:p>
-      <w:pPr>
-        <w:spacing w:after="120"/>
-      </w:pPr>
-      <w:r>
-        <w:t>Ainda na pasta do backend, digite o comando abaixo e tecle Enter. Atenção: no PowerShell o comando precisa começar com .\ (ponto seguido de barra invertida):</w:t>
-      </w:r>
-    </w:p>
-    <w:p>
-      <w:pPr>
-        <w:shd w:val="clear" w:color="auto" w:fill="F2F3F5"/>
-        <w:spacing w:after="40"/>
-      </w:pPr>
-      <w:r>
-        <w:rPr>
-          <w:rFonts w:ascii="Consolas" w:hAnsi="Consolas" w:cs="Consolas"/>
-          <w:sz w:val="18"/>
-          <w:szCs w:val="18"/>
-        </w:rPr>
-        <w:lastRenderedPageBreak/>
-        <w:t>.\mvnw.cmd spring-boot:run</w:t>
-      </w:r>
-    </w:p>
-    <w:p>
-      <w:pPr>
-        <w:spacing w:after="120"/>
-      </w:pPr>
-      <w:r>
-        <w:t>Na primeira vez, o sistema baixa vários componentes e pode demorar alguns minutos. Aguarde até aparecer, perto do final, a mensagem "Started zerofumo". Deixe essa janela do PowerShell aberta — é ela que mantém o sistema ligado. (Se quiser desligar depois, veja a Etapa 10.)</w:t>
-      </w:r>
-    </w:p>
-    <w:p>
-      <w:pPr>
-        <w:spacing w:after="120"/>
-      </w:pPr>
-      <w:r>
-        <w:rPr>
-          <w:b/>
-          <w:bCs/>
-        </w:rPr>
-        <w:t xml:space="preserve">Importante: </w:t>
-      </w:r>
-      <w:r>
-        <w:t>as telas do frontend (Etapa 6) precisam ter sido copiadas ANTES de ligar o sistema. Logo no início do build deve aparecer uma linha "Copying ... resources" com VÁRIOS arquivos (e não apenas 1) — isso confirma que as telas foram incluídas. Se você copiou as telas depois de já ter ligado o sistema, pare-o (Ctrl + C) e rode este comando novamente.</w:t>
-      </w:r>
-    </w:p>
-    <w:p>
-      <w:pPr>
-        <w:spacing w:after="120"/>
-      </w:pPr>
-      <w:r>
-        <w:rPr>
-          <w:b/>
-          <w:bCs/>
-        </w:rPr>
-        <w:t xml:space="preserve">Se aparecer o erro "JAVA_HOME ... is not defined correctly": </w:t>
-      </w:r>
-      <w:r>
-        <w:t>rode primeiro a linha abaixo (ela descobre sozinha onde o Java 21 está instalado e ajusta o JAVA_HOME apenas para esta janela) e, em seguida, rode novamente o comando do sistema:</w:t>
-      </w:r>
-    </w:p>
-    <w:p>
-      <w:pPr>
-        <w:shd w:val="clear" w:color="auto" w:fill="F2F3F5"/>
-        <w:spacing w:after="40"/>
-        <w:rPr>
-          <w:lang w:val="en-US"/>
-        </w:rPr>
-      </w:pPr>
+        <w:t xml:space="preserve">.\mvnw.cmd </w:t>
+      </w:r>
+      <w:proofErr w:type="spellStart"/>
       <w:r>
         <w:rPr>
           <w:rFonts w:ascii="Consolas" w:hAnsi="Consolas" w:cs="Consolas"/>
@@ -3297,9 +3232,9 @@
           <w:szCs w:val="18"/>
           <w:lang w:val="en-US"/>
         </w:rPr>
-        <w:t>$</w:t>
-      </w:r>
-      <w:proofErr w:type="spellStart"/>
+        <w:t>spring-</w:t>
+      </w:r>
+      <w:proofErr w:type="gramStart"/>
       <w:r>
         <w:rPr>
           <w:rFonts w:ascii="Consolas" w:hAnsi="Consolas" w:cs="Consolas"/>
@@ -3307,17 +3242,76 @@
           <w:szCs w:val="18"/>
           <w:lang w:val="en-US"/>
         </w:rPr>
-        <w:t>env:JAVA_HOME</w:t>
+        <w:t>boot:run</w:t>
       </w:r>
       <w:proofErr w:type="spellEnd"/>
+      <w:proofErr w:type="gramEnd"/>
+    </w:p>
+    <w:p>
+      <w:pPr>
+        <w:spacing w:after="120"/>
+      </w:pPr>
+      <w:proofErr w:type="spellStart"/>
+      <w:r>
+        <w:rPr>
+          <w:b/>
+          <w:bCs/>
+          <w:lang w:val="en-US"/>
+        </w:rPr>
+        <w:lastRenderedPageBreak/>
+        <w:t>Parte</w:t>
+      </w:r>
+      <w:proofErr w:type="spellEnd"/>
+      <w:r>
+        <w:rPr>
+          <w:b/>
+          <w:bCs/>
+          <w:lang w:val="en-US"/>
+        </w:rPr>
+        <w:t xml:space="preserve"> B — </w:t>
+      </w:r>
+      <w:proofErr w:type="spellStart"/>
+      <w:r>
+        <w:rPr>
+          <w:b/>
+          <w:bCs/>
+          <w:lang w:val="en-US"/>
+        </w:rPr>
+        <w:t>ligar</w:t>
+      </w:r>
+      <w:proofErr w:type="spellEnd"/>
+      <w:r>
+        <w:rPr>
+          <w:b/>
+          <w:bCs/>
+          <w:lang w:val="en-US"/>
+        </w:rPr>
+        <w:t xml:space="preserve"> o frontend. </w:t>
+      </w:r>
+      <w:r>
+        <w:t>Abra uma SEGUNDA janela do PowerShell (menu Iniciar, digite powershell e tecle Enter) e deixe a primeira, do backend, aberta. Nesta nova janela, entre na pasta do FRONTEND (ajuste o caminho para onde você salvou a pasta; mantenha as ASPAS):</w:t>
+      </w:r>
+    </w:p>
+    <w:p>
+      <w:pPr>
+        <w:shd w:val="clear" w:color="auto" w:fill="F2F3F5"/>
+        <w:spacing w:after="40"/>
+      </w:pPr>
       <w:r>
         <w:rPr>
           <w:rFonts w:ascii="Consolas" w:hAnsi="Consolas" w:cs="Consolas"/>
           <w:sz w:val="18"/>
           <w:szCs w:val="18"/>
-          <w:lang w:val="en-US"/>
-        </w:rPr>
-        <w:t xml:space="preserve"> = Split-Path (Split-Path (Get-Command java).Source)</w:t>
+        </w:rPr>
+        <w:t>cd "C:\0FUMO\0FUMO-Frontend-Codebase-feature-registrar-evento"</w:t>
+      </w:r>
+    </w:p>
+    <w:p>
+      <w:pPr>
+        <w:spacing w:after="120"/>
+      </w:pPr>
+      <w:r>
+        <w:t>Agora ligue as telas com o comando abaixo:</w:t>
       </w:r>
     </w:p>
     <w:p>
@@ -3331,7 +3325,15 @@
           <w:sz w:val="18"/>
           <w:szCs w:val="18"/>
         </w:rPr>
-        <w:t>.\mvnw.cmd spring-boot:run</w:t>
+        <w:t>npx serve .</w:t>
+      </w:r>
+    </w:p>
+    <w:p>
+      <w:pPr>
+        <w:spacing w:after="120"/>
+      </w:pPr>
+      <w:r>
+        <w:t>Na primeira vez, ele pode perguntar se deseja instalar o pacote serve — tecle Enter (ou digite y e tecle Enter) para aceitar. Em seguida, aguarde aparecer um endereço como http://localhost:3000. Deixe também esta janela aberta.</w:t>
       </w:r>
     </w:p>
     <w:p>
@@ -3365,7 +3367,7 @@
           <w:sz w:val="18"/>
           <w:szCs w:val="18"/>
         </w:rPr>
-        <w:t>http://localhost:8080</w:t>
+        <w:t>http://localhost:3000</w:t>
       </w:r>
     </w:p>
     <w:p>
@@ -3401,7 +3403,7 @@
         <w:spacing w:after="40"/>
       </w:pPr>
       <w:r>
-        <w:t>–  Clique em criar conta (ou acesse http://localhost:8080/register.html) e cadastre-se com nome, e-mail e uma senha de pelo menos 8 caracteres.</w:t>
+        <w:t>–  Clique em criar conta (ou acesse http://localhost:3000/register.html) e cadastre-se com nome, e-mail e uma senha de pelo menos 8 caracteres.</w:t>
       </w:r>
     </w:p>
     <w:p>
@@ -3453,7 +3455,7 @@
         <w:spacing w:after="120"/>
       </w:pPr>
       <w:r>
-        <w:t>Para desligar o sistema: clique na janela do PowerShell onde ele está rodando e pressione as teclas Ctrl + C ao mesmo tempo. Para desligar o banco de dados, ainda na pasta do backend, digite:</w:t>
+        <w:t>Para desligar o sistema: pressione Ctrl + C em cada uma das duas janelas do PowerShell — a do frontend (npx serve) e a do backend. Para desligar o banco de dados, na pasta do backend, digite:</w:t>
       </w:r>
     </w:p>
     <w:p>
@@ -3475,7 +3477,7 @@
         <w:spacing w:after="120"/>
       </w:pPr>
       <w:r>
-        <w:t>Para ligar de novo no futuro: abra o Docker Desktop e repita as Etapas 5 e 7. Não é preciso repetir a Etapa 6, pois ela só precisa ser feita uma vez.</w:t>
+        <w:t>Para ligar de novo no futuro: abra o Docker Desktop e repita as Etapas 5 e 7 (lembre-se de abrir as duas janelas do PowerShell na Etapa 7: backend e frontend). Não é preciso repetir a Etapa 6, pois o Node.js só precisa ser instalado uma vez.</w:t>
       </w:r>
     </w:p>
     <w:p>
@@ -3543,24 +3545,24 @@
         <w:spacing w:after="40"/>
       </w:pPr>
       <w:r>
+        <w:t>–  Mensagem dizendo que a porta 8080 (backend) ou a porta 3000 (frontend) está em uso: outro programa está usando essa porta. Feche esse programa ou peça ajuda à equipe para alterar a porta.</w:t>
+      </w:r>
+    </w:p>
+    <w:p>
+      <w:pPr>
+        <w:spacing w:after="40"/>
+      </w:pPr>
+      <w:r>
         <w:lastRenderedPageBreak/>
-        <w:t>–  Mensagem dizendo que a porta 8080 está em uso: outro programa está usando essa porta. Feche esse programa ou peça ajuda à equipe para alterar a porta do sistema.</w:t>
-      </w:r>
-    </w:p>
-    <w:p>
-      <w:pPr>
-        <w:spacing w:after="40"/>
-      </w:pPr>
-      <w:r>
-        <w:t>–  Ao abrir http://localhost:8080 a página fica em branco ou não abre nada: as telas do frontend não foram copiadas para dentro do backend. Confirme com o comando dir src\main\resources\static (deve listar index.html, css e js). Se estiver vazio, refaça a Etapa 6 e, em seguida, reinicie o sistema (pare com Ctrl + C e rode a Etapa 7 novamente). Dica: no log de inicialização, a linha "Copying 1 resource" indica que as telas NÃO foram incluídas.</w:t>
-      </w:r>
-    </w:p>
-    <w:p>
-      <w:pPr>
-        <w:spacing w:after="40"/>
-      </w:pPr>
-      <w:r>
-        <w:t>–  A tela abre, mas criar conta ou entrar não funciona: provavelmente a Etapa 6 não foi concluída. Refaça a Etapa 6 e depois reinicie o sistema (Etapa 7).</w:t>
+        <w:t>–  Ao abrir http://localhost:3000 a página fica em branco ou não abre nada: o frontend não está ligado ou você abriu o endereço errado. Confirme que a janela do PowerShell com o comando npx serve continua aberta e mostrando http://localhost:3000, sem mensagens em vermelho. Se necessário, refaça a Parte B da Etapa 7.</w:t>
+      </w:r>
+    </w:p>
+    <w:p>
+      <w:pPr>
+        <w:spacing w:after="40"/>
+      </w:pPr>
+      <w:r>
+        <w:t>–  A tela abre, mas criar conta ou entrar não funciona: o backend não está ligado. Confirme que a outra janela do PowerShell mostra a mensagem "Started zerofumo" e continua aberta. Se não estiver, refaça a Parte A da Etapa 7.</w:t>
       </w:r>
     </w:p>
     <w:p/>
@@ -3574,7 +3576,7 @@
         </w:numPr>
         <w:ind w:left="0" w:firstLine="0"/>
       </w:pPr>
-      <w:bookmarkStart w:id="13" w:name="_Toc487620803"/>
+      <w:bookmarkStart w:id="13" w:name="_Toc231942091"/>
       <w:r>
         <w:t>Treinamento e suporte</w:t>
       </w:r>
@@ -4091,7 +4093,7 @@
               <v:shape id="_x0000_i1025" type="#_x0000_t75" style="width:61.5pt;height:34.5pt">
                 <v:imagedata r:id="rId1" o:title=""/>
               </v:shape>
-              <o:OLEObject Type="Embed" ProgID="Word.Picture.8" ShapeID="_x0000_i1025" DrawAspect="Content" ObjectID="_1842356043" r:id="rId2"/>
+              <o:OLEObject Type="Embed" ProgID="Word.Picture.8" ShapeID="_x0000_i1025" DrawAspect="Content" ObjectID="_1842554821" r:id="rId2"/>
             </w:object>
           </w:r>
         </w:p>
@@ -5718,8 +5720,10 @@
   <w:rsids>
     <w:rsidRoot w:val="00E05AB8"/>
     <w:rsid w:val="00535446"/>
+    <w:rsid w:val="00611C0A"/>
     <w:rsid w:val="006F4B0B"/>
     <w:rsid w:val="00962EB4"/>
+    <w:rsid w:val="00B21B5E"/>
     <w:rsid w:val="00E05AB8"/>
     <w:rsid w:val="00F700DC"/>
   </w:rsids>
